--- a/documentation/техническое задание/TZ_OS_edited.docx
+++ b/documentation/техническое задание/TZ_OS_edited.docx
@@ -5446,7 +5446,13 @@
       </w:pPr>
       <w:r>
         <w:lastRenderedPageBreak/>
-        <w:t xml:space="preserve"> Учебный план по программе бакалавриата “Программная инженерия 09.03.04” для 2022 года начала обучения; </w:t>
+        <w:t xml:space="preserve"> Учебный план по программе бакалавриата “Программная инженерия 09.03.04” для 2022 года начала обучения</w:t>
+      </w:r>
+      <w:r>
+        <w:t xml:space="preserve"> [1]</w:t>
+      </w:r>
+      <w:r>
+        <w:t xml:space="preserve">; </w:t>
       </w:r>
     </w:p>
     <w:p>
@@ -5454,7 +5460,13 @@
         <w:pStyle w:val="a"/>
       </w:pPr>
       <w:r>
-        <w:t xml:space="preserve"> Распоряжение от 09.01.2025 № 1600-62 «О сроках текущей и промежуточных аттестаций».</w:t>
+        <w:t xml:space="preserve"> Распоряжение от 09.01.2025 № 1600-62 «О сроках текущей и промежуточных аттестаций»</w:t>
+      </w:r>
+      <w:r>
+        <w:t xml:space="preserve"> [2]</w:t>
+      </w:r>
+      <w:r>
+        <w:t>.</w:t>
       </w:r>
       <w:r>
         <w:tab/>
@@ -9644,20 +9656,78 @@
         <w:pStyle w:val="afe"/>
       </w:pPr>
       <w:r>
-        <w:t>Источником разработки является Федеральный закон от 27.07.2006 N 152-Ф3 "О персональных данных".</w:t>
-      </w:r>
-    </w:p>
-    <w:p>
-      <w:pPr>
-        <w:spacing w:line="278" w:lineRule="auto"/>
-        <w:rPr>
-          <w:rFonts w:ascii="Times New Roman" w:hAnsi="Times New Roman"/>
-          <w:color w:val="000000" w:themeColor="text1"/>
-          <w:sz w:val="28"/>
-        </w:rPr>
-      </w:pPr>
-      <w:r>
-        <w:br w:type="page"/>
+        <w:t>Источником разработки является Федеральный закон от 27.07.2006 N 152-Ф3 "О персональных данных"</w:t>
+      </w:r>
+      <w:r>
+        <w:t xml:space="preserve"> [3]</w:t>
+      </w:r>
+      <w:r>
+        <w:t>.</w:t>
+      </w:r>
+    </w:p>
+    <w:p>
+      <w:pPr>
+        <w:pStyle w:val="aff8"/>
+      </w:pPr>
+      <w:r>
+        <w:lastRenderedPageBreak/>
+        <w:t>Список использованных источников</w:t>
+      </w:r>
+    </w:p>
+    <w:p>
+      <w:pPr>
+        <w:pStyle w:val="afe"/>
+      </w:pPr>
+      <w:r>
+        <w:t xml:space="preserve">1. </w:t>
+      </w:r>
+      <w:r>
+        <w:t>Учебный план по программе бакалавриата «Программная инженерия» (09.03.04) для студентов, поступивших в 2022 году. — [Внутренний документ вуза].</w:t>
+      </w:r>
+    </w:p>
+    <w:p>
+      <w:pPr>
+        <w:pStyle w:val="afe"/>
+      </w:pPr>
+      <w:r>
+        <w:t>2.</w:t>
+      </w:r>
+      <w:r>
+        <w:t xml:space="preserve"> </w:t>
+      </w:r>
+      <w:r>
+        <w:t>Распоряжение ректора от 09.01.2025 № 1600-62 «О сроках текущей и промежуточных аттестаций». — [Внутренний документ образовательной организации].</w:t>
+      </w:r>
+    </w:p>
+    <w:p>
+      <w:pPr>
+        <w:pStyle w:val="afe"/>
+      </w:pPr>
+      <w:r>
+        <w:t xml:space="preserve">3. Федеральный закон от 27 июля 2006 г. № 152-ФЗ «О персональных данных» [Электронный ресурс]. — Режим доступа: </w:t>
+      </w:r>
+      <w:hyperlink r:id="rId13" w:tgtFrame="_new" w:history="1">
+        <w:r>
+          <w:rPr>
+            <w:rStyle w:val="afd"/>
+          </w:rPr>
+          <w:t>https://www.consultant.ru/document/cons_doc_LAW_61801/</w:t>
+        </w:r>
+      </w:hyperlink>
+      <w:r>
+        <w:t xml:space="preserve"> (дата обращения: </w:t>
+      </w:r>
+      <w:r>
+        <w:t>30</w:t>
+      </w:r>
+      <w:r>
+        <w:t>.0</w:t>
+      </w:r>
+      <w:r>
+        <w:t>3</w:t>
+      </w:r>
+      <w:r>
+        <w:t>.2025).</w:t>
       </w:r>
     </w:p>
     <w:p>
@@ -9699,7 +9769,7 @@
                     <pic:cNvPicPr/>
                   </pic:nvPicPr>
                   <pic:blipFill>
-                    <a:blip r:embed="rId13"/>
+                    <a:blip r:embed="rId14"/>
                     <a:srcRect l="128" t="360"/>
                     <a:stretch>
                       <a:fillRect/>
@@ -9787,7 +9857,7 @@
                     <pic:cNvPicPr/>
                   </pic:nvPicPr>
                   <pic:blipFill>
-                    <a:blip r:embed="rId14"/>
+                    <a:blip r:embed="rId15"/>
                     <a:stretch>
                       <a:fillRect/>
                     </a:stretch>
@@ -9868,7 +9938,7 @@
                     <pic:cNvPicPr/>
                   </pic:nvPicPr>
                   <pic:blipFill>
-                    <a:blip r:embed="rId15"/>
+                    <a:blip r:embed="rId16"/>
                     <a:stretch>
                       <a:fillRect/>
                     </a:stretch>
@@ -9922,7 +9992,7 @@
       </w:r>
     </w:p>
     <w:sectPr>
-      <w:footerReference w:type="default" r:id="rId16"/>
+      <w:footerReference w:type="default" r:id="rId17"/>
       <w:pgSz w:w="11906" w:h="16838"/>
       <w:pgMar w:top="1134" w:right="850" w:bottom="1134" w:left="1701" w:header="708" w:footer="708" w:gutter="0"/>
       <w:cols w:space="708"/>
@@ -16135,7 +16205,6 @@
   <w:style w:type="character" w:default="1" w:styleId="ac">
     <w:name w:val="Default Paragraph Font"/>
     <w:uiPriority w:val="1"/>
-    <w:semiHidden/>
     <w:unhideWhenUsed/>
   </w:style>
   <w:style w:type="table" w:default="1" w:styleId="ad">

--- a/documentation/техническое задание/TZ_OS_edited.docx
+++ b/documentation/техническое задание/TZ_OS_edited.docx
@@ -862,8 +862,10 @@
               <w:rFonts w:asciiTheme="minorHAnsi" w:eastAsiaTheme="minorEastAsia" w:hAnsiTheme="minorHAnsi" w:cstheme="minorBidi"/>
               <w:bCs w:val="0"/>
               <w:noProof/>
-              <w:sz w:val="22"/>
-              <w:szCs w:val="22"/>
+              <w:kern w:val="2"/>
+              <w:sz w:val="24"/>
+              <w:szCs w:val="24"/>
+              <w14:ligatures w14:val="standardContextual"/>
             </w:rPr>
           </w:pPr>
           <w:r>
@@ -875,7 +877,7 @@
           <w:r>
             <w:fldChar w:fldCharType="separate"/>
           </w:r>
-          <w:hyperlink w:anchor="_Toc195308071" w:history="1">
+          <w:hyperlink w:anchor="_Toc200006444" w:history="1">
             <w:r>
               <w:rPr>
                 <w:rStyle w:val="afd"/>
@@ -902,7 +904,7 @@
                 <w:noProof/>
                 <w:webHidden/>
               </w:rPr>
-              <w:instrText xml:space="preserve"> PAGEREF _Toc195308071 \h </w:instrText>
+              <w:instrText xml:space="preserve"> PAGEREF _Toc200006444 \h </w:instrText>
             </w:r>
             <w:r>
               <w:rPr>
@@ -940,11 +942,13 @@
               <w:rFonts w:asciiTheme="minorHAnsi" w:eastAsiaTheme="minorEastAsia" w:hAnsiTheme="minorHAnsi" w:cstheme="minorBidi"/>
               <w:bCs w:val="0"/>
               <w:noProof/>
-              <w:sz w:val="22"/>
-              <w:szCs w:val="22"/>
+              <w:kern w:val="2"/>
+              <w:sz w:val="24"/>
+              <w:szCs w:val="24"/>
+              <w14:ligatures w14:val="standardContextual"/>
             </w:rPr>
           </w:pPr>
-          <w:hyperlink w:anchor="_Toc195308072" w:history="1">
+          <w:hyperlink w:anchor="_Toc200006445" w:history="1">
             <w:r>
               <w:rPr>
                 <w:rStyle w:val="afd"/>
@@ -971,7 +975,7 @@
                 <w:noProof/>
                 <w:webHidden/>
               </w:rPr>
-              <w:instrText xml:space="preserve"> PAGEREF _Toc195308072 \h </w:instrText>
+              <w:instrText xml:space="preserve"> PAGEREF _Toc200006445 \h </w:instrText>
             </w:r>
             <w:r>
               <w:rPr>
@@ -1009,11 +1013,13 @@
               <w:rFonts w:asciiTheme="minorHAnsi" w:eastAsiaTheme="minorEastAsia" w:hAnsiTheme="minorHAnsi" w:cstheme="minorBidi"/>
               <w:bCs w:val="0"/>
               <w:noProof/>
-              <w:sz w:val="22"/>
-              <w:szCs w:val="22"/>
+              <w:kern w:val="2"/>
+              <w:sz w:val="24"/>
+              <w:szCs w:val="24"/>
+              <w14:ligatures w14:val="standardContextual"/>
             </w:rPr>
           </w:pPr>
-          <w:hyperlink w:anchor="_Toc195308073" w:history="1">
+          <w:hyperlink w:anchor="_Toc200006446" w:history="1">
             <w:r>
               <w:rPr>
                 <w:rStyle w:val="afd"/>
@@ -1040,7 +1046,7 @@
                 <w:noProof/>
                 <w:webHidden/>
               </w:rPr>
-              <w:instrText xml:space="preserve"> PAGEREF _Toc195308073 \h </w:instrText>
+              <w:instrText xml:space="preserve"> PAGEREF _Toc200006446 \h </w:instrText>
             </w:r>
             <w:r>
               <w:rPr>
@@ -1078,11 +1084,13 @@
               <w:rFonts w:asciiTheme="minorHAnsi" w:eastAsiaTheme="minorEastAsia" w:hAnsiTheme="minorHAnsi" w:cstheme="minorBidi"/>
               <w:bCs w:val="0"/>
               <w:noProof/>
-              <w:sz w:val="22"/>
-              <w:szCs w:val="22"/>
+              <w:kern w:val="2"/>
+              <w:sz w:val="24"/>
+              <w:szCs w:val="24"/>
+              <w14:ligatures w14:val="standardContextual"/>
             </w:rPr>
           </w:pPr>
-          <w:hyperlink w:anchor="_Toc195308074" w:history="1">
+          <w:hyperlink w:anchor="_Toc200006447" w:history="1">
             <w:r>
               <w:rPr>
                 <w:rStyle w:val="afd"/>
@@ -1109,7 +1117,7 @@
                 <w:noProof/>
                 <w:webHidden/>
               </w:rPr>
-              <w:instrText xml:space="preserve"> PAGEREF _Toc195308074 \h </w:instrText>
+              <w:instrText xml:space="preserve"> PAGEREF _Toc200006447 \h </w:instrText>
             </w:r>
             <w:r>
               <w:rPr>
@@ -1147,11 +1155,13 @@
               <w:rFonts w:asciiTheme="minorHAnsi" w:eastAsiaTheme="minorEastAsia" w:hAnsiTheme="minorHAnsi" w:cstheme="minorBidi"/>
               <w:bCs w:val="0"/>
               <w:noProof/>
-              <w:sz w:val="22"/>
-              <w:szCs w:val="22"/>
+              <w:kern w:val="2"/>
+              <w:sz w:val="24"/>
+              <w:szCs w:val="24"/>
+              <w14:ligatures w14:val="standardContextual"/>
             </w:rPr>
           </w:pPr>
-          <w:hyperlink w:anchor="_Toc195308075" w:history="1">
+          <w:hyperlink w:anchor="_Toc200006448" w:history="1">
             <w:r>
               <w:rPr>
                 <w:rStyle w:val="afd"/>
@@ -1178,7 +1188,7 @@
                 <w:noProof/>
                 <w:webHidden/>
               </w:rPr>
-              <w:instrText xml:space="preserve"> PAGEREF _Toc195308075 \h </w:instrText>
+              <w:instrText xml:space="preserve"> PAGEREF _Toc200006448 \h </w:instrText>
             </w:r>
             <w:r>
               <w:rPr>
@@ -1216,11 +1226,13 @@
               <w:rFonts w:asciiTheme="minorHAnsi" w:eastAsiaTheme="minorEastAsia" w:hAnsiTheme="minorHAnsi" w:cstheme="minorBidi"/>
               <w:bCs w:val="0"/>
               <w:noProof/>
-              <w:sz w:val="22"/>
-              <w:szCs w:val="22"/>
+              <w:kern w:val="2"/>
+              <w:sz w:val="24"/>
+              <w:szCs w:val="24"/>
+              <w14:ligatures w14:val="standardContextual"/>
             </w:rPr>
           </w:pPr>
-          <w:hyperlink w:anchor="_Toc195308076" w:history="1">
+          <w:hyperlink w:anchor="_Toc200006449" w:history="1">
             <w:r>
               <w:rPr>
                 <w:rStyle w:val="afd"/>
@@ -1247,7 +1259,7 @@
                 <w:noProof/>
                 <w:webHidden/>
               </w:rPr>
-              <w:instrText xml:space="preserve"> PAGEREF _Toc195308076 \h </w:instrText>
+              <w:instrText xml:space="preserve"> PAGEREF _Toc200006449 \h </w:instrText>
             </w:r>
             <w:r>
               <w:rPr>
@@ -1285,11 +1297,13 @@
               <w:rFonts w:asciiTheme="minorHAnsi" w:eastAsiaTheme="minorEastAsia" w:hAnsiTheme="minorHAnsi" w:cstheme="minorBidi"/>
               <w:bCs w:val="0"/>
               <w:noProof/>
-              <w:sz w:val="22"/>
-              <w:szCs w:val="22"/>
+              <w:kern w:val="2"/>
+              <w:sz w:val="24"/>
+              <w:szCs w:val="24"/>
+              <w14:ligatures w14:val="standardContextual"/>
             </w:rPr>
           </w:pPr>
-          <w:hyperlink w:anchor="_Toc195308077" w:history="1">
+          <w:hyperlink w:anchor="_Toc200006450" w:history="1">
             <w:r>
               <w:rPr>
                 <w:rStyle w:val="afd"/>
@@ -1316,7 +1330,7 @@
                 <w:noProof/>
                 <w:webHidden/>
               </w:rPr>
-              <w:instrText xml:space="preserve"> PAGEREF _Toc195308077 \h </w:instrText>
+              <w:instrText xml:space="preserve"> PAGEREF _Toc200006450 \h </w:instrText>
             </w:r>
             <w:r>
               <w:rPr>
@@ -1354,11 +1368,13 @@
               <w:rFonts w:asciiTheme="minorHAnsi" w:eastAsiaTheme="minorEastAsia" w:hAnsiTheme="minorHAnsi" w:cstheme="minorBidi"/>
               <w:bCs w:val="0"/>
               <w:noProof/>
-              <w:sz w:val="22"/>
-              <w:szCs w:val="22"/>
+              <w:kern w:val="2"/>
+              <w:sz w:val="24"/>
+              <w:szCs w:val="24"/>
+              <w14:ligatures w14:val="standardContextual"/>
             </w:rPr>
           </w:pPr>
-          <w:hyperlink w:anchor="_Toc195308078" w:history="1">
+          <w:hyperlink w:anchor="_Toc200006451" w:history="1">
             <w:r>
               <w:rPr>
                 <w:rStyle w:val="afd"/>
@@ -1385,7 +1401,7 @@
                 <w:noProof/>
                 <w:webHidden/>
               </w:rPr>
-              <w:instrText xml:space="preserve"> PAGEREF _Toc195308078 \h </w:instrText>
+              <w:instrText xml:space="preserve"> PAGEREF _Toc200006451 \h </w:instrText>
             </w:r>
             <w:r>
               <w:rPr>
@@ -1423,11 +1439,13 @@
               <w:rFonts w:asciiTheme="minorHAnsi" w:eastAsiaTheme="minorEastAsia" w:hAnsiTheme="minorHAnsi" w:cstheme="minorBidi"/>
               <w:bCs w:val="0"/>
               <w:noProof/>
-              <w:sz w:val="22"/>
-              <w:szCs w:val="22"/>
+              <w:kern w:val="2"/>
+              <w:sz w:val="24"/>
+              <w:szCs w:val="24"/>
+              <w14:ligatures w14:val="standardContextual"/>
             </w:rPr>
           </w:pPr>
-          <w:hyperlink w:anchor="_Toc195308079" w:history="1">
+          <w:hyperlink w:anchor="_Toc200006452" w:history="1">
             <w:r>
               <w:rPr>
                 <w:rStyle w:val="afd"/>
@@ -1454,7 +1472,7 @@
                 <w:noProof/>
                 <w:webHidden/>
               </w:rPr>
-              <w:instrText xml:space="preserve"> PAGEREF _Toc195308079 \h </w:instrText>
+              <w:instrText xml:space="preserve"> PAGEREF _Toc200006452 \h </w:instrText>
             </w:r>
             <w:r>
               <w:rPr>
@@ -1492,11 +1510,13 @@
               <w:rFonts w:asciiTheme="minorHAnsi" w:eastAsiaTheme="minorEastAsia" w:hAnsiTheme="minorHAnsi" w:cstheme="minorBidi"/>
               <w:bCs w:val="0"/>
               <w:noProof/>
-              <w:sz w:val="22"/>
-              <w:szCs w:val="22"/>
+              <w:kern w:val="2"/>
+              <w:sz w:val="24"/>
+              <w:szCs w:val="24"/>
+              <w14:ligatures w14:val="standardContextual"/>
             </w:rPr>
           </w:pPr>
-          <w:hyperlink w:anchor="_Toc195308080" w:history="1">
+          <w:hyperlink w:anchor="_Toc200006453" w:history="1">
             <w:r>
               <w:rPr>
                 <w:rStyle w:val="afd"/>
@@ -1523,7 +1543,7 @@
                 <w:noProof/>
                 <w:webHidden/>
               </w:rPr>
-              <w:instrText xml:space="preserve"> PAGEREF _Toc195308080 \h </w:instrText>
+              <w:instrText xml:space="preserve"> PAGEREF _Toc200006453 \h </w:instrText>
             </w:r>
             <w:r>
               <w:rPr>
@@ -1561,11 +1581,13 @@
               <w:rFonts w:asciiTheme="minorHAnsi" w:eastAsiaTheme="minorEastAsia" w:hAnsiTheme="minorHAnsi" w:cstheme="minorBidi"/>
               <w:bCs w:val="0"/>
               <w:noProof/>
-              <w:sz w:val="22"/>
-              <w:szCs w:val="22"/>
+              <w:kern w:val="2"/>
+              <w:sz w:val="24"/>
+              <w:szCs w:val="24"/>
+              <w14:ligatures w14:val="standardContextual"/>
             </w:rPr>
           </w:pPr>
-          <w:hyperlink w:anchor="_Toc195308081" w:history="1">
+          <w:hyperlink w:anchor="_Toc200006454" w:history="1">
             <w:r>
               <w:rPr>
                 <w:rStyle w:val="afd"/>
@@ -1592,7 +1614,7 @@
                 <w:noProof/>
                 <w:webHidden/>
               </w:rPr>
-              <w:instrText xml:space="preserve"> PAGEREF _Toc195308081 \h </w:instrText>
+              <w:instrText xml:space="preserve"> PAGEREF _Toc200006454 \h </w:instrText>
             </w:r>
             <w:r>
               <w:rPr>
@@ -1630,11 +1652,13 @@
               <w:rFonts w:asciiTheme="minorHAnsi" w:eastAsiaTheme="minorEastAsia" w:hAnsiTheme="minorHAnsi" w:cstheme="minorBidi"/>
               <w:bCs w:val="0"/>
               <w:noProof/>
-              <w:sz w:val="22"/>
-              <w:szCs w:val="22"/>
+              <w:kern w:val="2"/>
+              <w:sz w:val="24"/>
+              <w:szCs w:val="24"/>
+              <w14:ligatures w14:val="standardContextual"/>
             </w:rPr>
           </w:pPr>
-          <w:hyperlink w:anchor="_Toc195308082" w:history="1">
+          <w:hyperlink w:anchor="_Toc200006455" w:history="1">
             <w:r>
               <w:rPr>
                 <w:rStyle w:val="afd"/>
@@ -1661,7 +1685,7 @@
                 <w:noProof/>
                 <w:webHidden/>
               </w:rPr>
-              <w:instrText xml:space="preserve"> PAGEREF _Toc195308082 \h </w:instrText>
+              <w:instrText xml:space="preserve"> PAGEREF _Toc200006455 \h </w:instrText>
             </w:r>
             <w:r>
               <w:rPr>
@@ -1699,11 +1723,13 @@
               <w:rFonts w:asciiTheme="minorHAnsi" w:eastAsiaTheme="minorEastAsia" w:hAnsiTheme="minorHAnsi" w:cstheme="minorBidi"/>
               <w:bCs w:val="0"/>
               <w:noProof/>
-              <w:sz w:val="22"/>
-              <w:szCs w:val="22"/>
+              <w:kern w:val="2"/>
+              <w:sz w:val="24"/>
+              <w:szCs w:val="24"/>
+              <w14:ligatures w14:val="standardContextual"/>
             </w:rPr>
           </w:pPr>
-          <w:hyperlink w:anchor="_Toc195308083" w:history="1">
+          <w:hyperlink w:anchor="_Toc200006456" w:history="1">
             <w:r>
               <w:rPr>
                 <w:rStyle w:val="afd"/>
@@ -1730,7 +1756,7 @@
                 <w:noProof/>
                 <w:webHidden/>
               </w:rPr>
-              <w:instrText xml:space="preserve"> PAGEREF _Toc195308083 \h </w:instrText>
+              <w:instrText xml:space="preserve"> PAGEREF _Toc200006456 \h </w:instrText>
             </w:r>
             <w:r>
               <w:rPr>
@@ -1768,11 +1794,13 @@
               <w:rFonts w:asciiTheme="minorHAnsi" w:eastAsiaTheme="minorEastAsia" w:hAnsiTheme="minorHAnsi" w:cstheme="minorBidi"/>
               <w:bCs w:val="0"/>
               <w:noProof/>
-              <w:sz w:val="22"/>
-              <w:szCs w:val="22"/>
+              <w:kern w:val="2"/>
+              <w:sz w:val="24"/>
+              <w:szCs w:val="24"/>
+              <w14:ligatures w14:val="standardContextual"/>
             </w:rPr>
           </w:pPr>
-          <w:hyperlink w:anchor="_Toc195308084" w:history="1">
+          <w:hyperlink w:anchor="_Toc200006457" w:history="1">
             <w:r>
               <w:rPr>
                 <w:rStyle w:val="afd"/>
@@ -1799,7 +1827,7 @@
                 <w:noProof/>
                 <w:webHidden/>
               </w:rPr>
-              <w:instrText xml:space="preserve"> PAGEREF _Toc195308084 \h </w:instrText>
+              <w:instrText xml:space="preserve"> PAGEREF _Toc200006457 \h </w:instrText>
             </w:r>
             <w:r>
               <w:rPr>
@@ -1837,11 +1865,13 @@
               <w:rFonts w:asciiTheme="minorHAnsi" w:eastAsiaTheme="minorEastAsia" w:hAnsiTheme="minorHAnsi" w:cstheme="minorBidi"/>
               <w:bCs w:val="0"/>
               <w:noProof/>
-              <w:sz w:val="22"/>
-              <w:szCs w:val="22"/>
+              <w:kern w:val="2"/>
+              <w:sz w:val="24"/>
+              <w:szCs w:val="24"/>
+              <w14:ligatures w14:val="standardContextual"/>
             </w:rPr>
           </w:pPr>
-          <w:hyperlink w:anchor="_Toc195308085" w:history="1">
+          <w:hyperlink w:anchor="_Toc200006458" w:history="1">
             <w:r>
               <w:rPr>
                 <w:rStyle w:val="afd"/>
@@ -1868,7 +1898,7 @@
                 <w:noProof/>
                 <w:webHidden/>
               </w:rPr>
-              <w:instrText xml:space="preserve"> PAGEREF _Toc195308085 \h </w:instrText>
+              <w:instrText xml:space="preserve"> PAGEREF _Toc200006458 \h </w:instrText>
             </w:r>
             <w:r>
               <w:rPr>
@@ -1906,11 +1936,13 @@
               <w:rFonts w:asciiTheme="minorHAnsi" w:eastAsiaTheme="minorEastAsia" w:hAnsiTheme="minorHAnsi" w:cstheme="minorBidi"/>
               <w:bCs w:val="0"/>
               <w:noProof/>
-              <w:sz w:val="22"/>
-              <w:szCs w:val="22"/>
+              <w:kern w:val="2"/>
+              <w:sz w:val="24"/>
+              <w:szCs w:val="24"/>
+              <w14:ligatures w14:val="standardContextual"/>
             </w:rPr>
           </w:pPr>
-          <w:hyperlink w:anchor="_Toc195308086" w:history="1">
+          <w:hyperlink w:anchor="_Toc200006459" w:history="1">
             <w:r>
               <w:rPr>
                 <w:rStyle w:val="afd"/>
@@ -1937,7 +1969,7 @@
                 <w:noProof/>
                 <w:webHidden/>
               </w:rPr>
-              <w:instrText xml:space="preserve"> PAGEREF _Toc195308086 \h </w:instrText>
+              <w:instrText xml:space="preserve"> PAGEREF _Toc200006459 \h </w:instrText>
             </w:r>
             <w:r>
               <w:rPr>
@@ -1975,11 +2007,13 @@
               <w:rFonts w:asciiTheme="minorHAnsi" w:eastAsiaTheme="minorEastAsia" w:hAnsiTheme="minorHAnsi" w:cstheme="minorBidi"/>
               <w:bCs w:val="0"/>
               <w:noProof/>
-              <w:sz w:val="22"/>
-              <w:szCs w:val="22"/>
+              <w:kern w:val="2"/>
+              <w:sz w:val="24"/>
+              <w:szCs w:val="24"/>
+              <w14:ligatures w14:val="standardContextual"/>
             </w:rPr>
           </w:pPr>
-          <w:hyperlink w:anchor="_Toc195308087" w:history="1">
+          <w:hyperlink w:anchor="_Toc200006460" w:history="1">
             <w:r>
               <w:rPr>
                 <w:rStyle w:val="afd"/>
@@ -2006,7 +2040,7 @@
                 <w:noProof/>
                 <w:webHidden/>
               </w:rPr>
-              <w:instrText xml:space="preserve"> PAGEREF _Toc195308087 \h </w:instrText>
+              <w:instrText xml:space="preserve"> PAGEREF _Toc200006460 \h </w:instrText>
             </w:r>
             <w:r>
               <w:rPr>
@@ -2044,11 +2078,13 @@
               <w:rFonts w:asciiTheme="minorHAnsi" w:eastAsiaTheme="minorEastAsia" w:hAnsiTheme="minorHAnsi" w:cstheme="minorBidi"/>
               <w:bCs w:val="0"/>
               <w:noProof/>
-              <w:sz w:val="22"/>
-              <w:szCs w:val="22"/>
+              <w:kern w:val="2"/>
+              <w:sz w:val="24"/>
+              <w:szCs w:val="24"/>
+              <w14:ligatures w14:val="standardContextual"/>
             </w:rPr>
           </w:pPr>
-          <w:hyperlink w:anchor="_Toc195308088" w:history="1">
+          <w:hyperlink w:anchor="_Toc200006461" w:history="1">
             <w:r>
               <w:rPr>
                 <w:rStyle w:val="afd"/>
@@ -2075,7 +2111,7 @@
                 <w:noProof/>
                 <w:webHidden/>
               </w:rPr>
-              <w:instrText xml:space="preserve"> PAGEREF _Toc195308088 \h </w:instrText>
+              <w:instrText xml:space="preserve"> PAGEREF _Toc200006461 \h </w:instrText>
             </w:r>
             <w:r>
               <w:rPr>
@@ -2113,11 +2149,13 @@
               <w:rFonts w:asciiTheme="minorHAnsi" w:eastAsiaTheme="minorEastAsia" w:hAnsiTheme="minorHAnsi" w:cstheme="minorBidi"/>
               <w:bCs w:val="0"/>
               <w:noProof/>
-              <w:sz w:val="22"/>
-              <w:szCs w:val="22"/>
+              <w:kern w:val="2"/>
+              <w:sz w:val="24"/>
+              <w:szCs w:val="24"/>
+              <w14:ligatures w14:val="standardContextual"/>
             </w:rPr>
           </w:pPr>
-          <w:hyperlink w:anchor="_Toc195308089" w:history="1">
+          <w:hyperlink w:anchor="_Toc200006462" w:history="1">
             <w:r>
               <w:rPr>
                 <w:rStyle w:val="afd"/>
@@ -2144,7 +2182,7 @@
                 <w:noProof/>
                 <w:webHidden/>
               </w:rPr>
-              <w:instrText xml:space="preserve"> PAGEREF _Toc195308089 \h </w:instrText>
+              <w:instrText xml:space="preserve"> PAGEREF _Toc200006462 \h </w:instrText>
             </w:r>
             <w:r>
               <w:rPr>
@@ -2182,11 +2220,13 @@
               <w:rFonts w:asciiTheme="minorHAnsi" w:eastAsiaTheme="minorEastAsia" w:hAnsiTheme="minorHAnsi" w:cstheme="minorBidi"/>
               <w:bCs w:val="0"/>
               <w:noProof/>
-              <w:sz w:val="22"/>
-              <w:szCs w:val="22"/>
+              <w:kern w:val="2"/>
+              <w:sz w:val="24"/>
+              <w:szCs w:val="24"/>
+              <w14:ligatures w14:val="standardContextual"/>
             </w:rPr>
           </w:pPr>
-          <w:hyperlink w:anchor="_Toc195308090" w:history="1">
+          <w:hyperlink w:anchor="_Toc200006463" w:history="1">
             <w:r>
               <w:rPr>
                 <w:rStyle w:val="afd"/>
@@ -2213,7 +2253,7 @@
                 <w:noProof/>
                 <w:webHidden/>
               </w:rPr>
-              <w:instrText xml:space="preserve"> PAGEREF _Toc195308090 \h </w:instrText>
+              <w:instrText xml:space="preserve"> PAGEREF _Toc200006463 \h </w:instrText>
             </w:r>
             <w:r>
               <w:rPr>
@@ -2251,11 +2291,13 @@
               <w:rFonts w:asciiTheme="minorHAnsi" w:eastAsiaTheme="minorEastAsia" w:hAnsiTheme="minorHAnsi" w:cstheme="minorBidi"/>
               <w:bCs w:val="0"/>
               <w:noProof/>
-              <w:sz w:val="22"/>
-              <w:szCs w:val="22"/>
+              <w:kern w:val="2"/>
+              <w:sz w:val="24"/>
+              <w:szCs w:val="24"/>
+              <w14:ligatures w14:val="standardContextual"/>
             </w:rPr>
           </w:pPr>
-          <w:hyperlink w:anchor="_Toc195308091" w:history="1">
+          <w:hyperlink w:anchor="_Toc200006464" w:history="1">
             <w:r>
               <w:rPr>
                 <w:rStyle w:val="afd"/>
@@ -2282,7 +2324,7 @@
                 <w:noProof/>
                 <w:webHidden/>
               </w:rPr>
-              <w:instrText xml:space="preserve"> PAGEREF _Toc195308091 \h </w:instrText>
+              <w:instrText xml:space="preserve"> PAGEREF _Toc200006464 \h </w:instrText>
             </w:r>
             <w:r>
               <w:rPr>
@@ -2320,11 +2362,13 @@
               <w:rFonts w:asciiTheme="minorHAnsi" w:eastAsiaTheme="minorEastAsia" w:hAnsiTheme="minorHAnsi" w:cstheme="minorBidi"/>
               <w:bCs w:val="0"/>
               <w:noProof/>
-              <w:sz w:val="22"/>
-              <w:szCs w:val="22"/>
+              <w:kern w:val="2"/>
+              <w:sz w:val="24"/>
+              <w:szCs w:val="24"/>
+              <w14:ligatures w14:val="standardContextual"/>
             </w:rPr>
           </w:pPr>
-          <w:hyperlink w:anchor="_Toc195308092" w:history="1">
+          <w:hyperlink w:anchor="_Toc200006465" w:history="1">
             <w:r>
               <w:rPr>
                 <w:rStyle w:val="afd"/>
@@ -2351,7 +2395,7 @@
                 <w:noProof/>
                 <w:webHidden/>
               </w:rPr>
-              <w:instrText xml:space="preserve"> PAGEREF _Toc195308092 \h </w:instrText>
+              <w:instrText xml:space="preserve"> PAGEREF _Toc200006465 \h </w:instrText>
             </w:r>
             <w:r>
               <w:rPr>
@@ -2389,11 +2433,13 @@
               <w:rFonts w:asciiTheme="minorHAnsi" w:eastAsiaTheme="minorEastAsia" w:hAnsiTheme="minorHAnsi" w:cstheme="minorBidi"/>
               <w:bCs w:val="0"/>
               <w:noProof/>
-              <w:sz w:val="22"/>
-              <w:szCs w:val="22"/>
+              <w:kern w:val="2"/>
+              <w:sz w:val="24"/>
+              <w:szCs w:val="24"/>
+              <w14:ligatures w14:val="standardContextual"/>
             </w:rPr>
           </w:pPr>
-          <w:hyperlink w:anchor="_Toc195308093" w:history="1">
+          <w:hyperlink w:anchor="_Toc200006466" w:history="1">
             <w:r>
               <w:rPr>
                 <w:rStyle w:val="afd"/>
@@ -2420,7 +2466,7 @@
                 <w:noProof/>
                 <w:webHidden/>
               </w:rPr>
-              <w:instrText xml:space="preserve"> PAGEREF _Toc195308093 \h </w:instrText>
+              <w:instrText xml:space="preserve"> PAGEREF _Toc200006466 \h </w:instrText>
             </w:r>
             <w:r>
               <w:rPr>
@@ -2458,11 +2504,13 @@
               <w:rFonts w:asciiTheme="minorHAnsi" w:eastAsiaTheme="minorEastAsia" w:hAnsiTheme="minorHAnsi" w:cstheme="minorBidi"/>
               <w:bCs w:val="0"/>
               <w:noProof/>
-              <w:sz w:val="22"/>
-              <w:szCs w:val="22"/>
+              <w:kern w:val="2"/>
+              <w:sz w:val="24"/>
+              <w:szCs w:val="24"/>
+              <w14:ligatures w14:val="standardContextual"/>
             </w:rPr>
           </w:pPr>
-          <w:hyperlink w:anchor="_Toc195308094" w:history="1">
+          <w:hyperlink w:anchor="_Toc200006467" w:history="1">
             <w:r>
               <w:rPr>
                 <w:rStyle w:val="afd"/>
@@ -2489,7 +2537,7 @@
                 <w:noProof/>
                 <w:webHidden/>
               </w:rPr>
-              <w:instrText xml:space="preserve"> PAGEREF _Toc195308094 \h </w:instrText>
+              <w:instrText xml:space="preserve"> PAGEREF _Toc200006467 \h </w:instrText>
             </w:r>
             <w:r>
               <w:rPr>
@@ -2527,11 +2575,13 @@
               <w:rFonts w:asciiTheme="minorHAnsi" w:eastAsiaTheme="minorEastAsia" w:hAnsiTheme="minorHAnsi" w:cstheme="minorBidi"/>
               <w:bCs w:val="0"/>
               <w:noProof/>
-              <w:sz w:val="22"/>
-              <w:szCs w:val="22"/>
+              <w:kern w:val="2"/>
+              <w:sz w:val="24"/>
+              <w:szCs w:val="24"/>
+              <w14:ligatures w14:val="standardContextual"/>
             </w:rPr>
           </w:pPr>
-          <w:hyperlink w:anchor="_Toc195308095" w:history="1">
+          <w:hyperlink w:anchor="_Toc200006468" w:history="1">
             <w:r>
               <w:rPr>
                 <w:rStyle w:val="afd"/>
@@ -2558,7 +2608,7 @@
                 <w:noProof/>
                 <w:webHidden/>
               </w:rPr>
-              <w:instrText xml:space="preserve"> PAGEREF _Toc195308095 \h </w:instrText>
+              <w:instrText xml:space="preserve"> PAGEREF _Toc200006468 \h </w:instrText>
             </w:r>
             <w:r>
               <w:rPr>
@@ -2596,11 +2646,13 @@
               <w:rFonts w:asciiTheme="minorHAnsi" w:eastAsiaTheme="minorEastAsia" w:hAnsiTheme="minorHAnsi" w:cstheme="minorBidi"/>
               <w:bCs w:val="0"/>
               <w:noProof/>
-              <w:sz w:val="22"/>
-              <w:szCs w:val="22"/>
+              <w:kern w:val="2"/>
+              <w:sz w:val="24"/>
+              <w:szCs w:val="24"/>
+              <w14:ligatures w14:val="standardContextual"/>
             </w:rPr>
           </w:pPr>
-          <w:hyperlink w:anchor="_Toc195308096" w:history="1">
+          <w:hyperlink w:anchor="_Toc200006469" w:history="1">
             <w:r>
               <w:rPr>
                 <w:rStyle w:val="afd"/>
@@ -2627,7 +2679,7 @@
                 <w:noProof/>
                 <w:webHidden/>
               </w:rPr>
-              <w:instrText xml:space="preserve"> PAGEREF _Toc195308096 \h </w:instrText>
+              <w:instrText xml:space="preserve"> PAGEREF _Toc200006469 \h </w:instrText>
             </w:r>
             <w:r>
               <w:rPr>
@@ -2665,11 +2717,13 @@
               <w:rFonts w:asciiTheme="minorHAnsi" w:eastAsiaTheme="minorEastAsia" w:hAnsiTheme="minorHAnsi" w:cstheme="minorBidi"/>
               <w:bCs w:val="0"/>
               <w:noProof/>
-              <w:sz w:val="22"/>
-              <w:szCs w:val="22"/>
+              <w:kern w:val="2"/>
+              <w:sz w:val="24"/>
+              <w:szCs w:val="24"/>
+              <w14:ligatures w14:val="standardContextual"/>
             </w:rPr>
           </w:pPr>
-          <w:hyperlink w:anchor="_Toc195308097" w:history="1">
+          <w:hyperlink w:anchor="_Toc200006470" w:history="1">
             <w:r>
               <w:rPr>
                 <w:rStyle w:val="afd"/>
@@ -2696,7 +2750,7 @@
                 <w:noProof/>
                 <w:webHidden/>
               </w:rPr>
-              <w:instrText xml:space="preserve"> PAGEREF _Toc195308097 \h </w:instrText>
+              <w:instrText xml:space="preserve"> PAGEREF _Toc200006470 \h </w:instrText>
             </w:r>
             <w:r>
               <w:rPr>
@@ -2734,11 +2788,13 @@
               <w:rFonts w:asciiTheme="minorHAnsi" w:eastAsiaTheme="minorEastAsia" w:hAnsiTheme="minorHAnsi" w:cstheme="minorBidi"/>
               <w:bCs w:val="0"/>
               <w:noProof/>
-              <w:sz w:val="22"/>
-              <w:szCs w:val="22"/>
+              <w:kern w:val="2"/>
+              <w:sz w:val="24"/>
+              <w:szCs w:val="24"/>
+              <w14:ligatures w14:val="standardContextual"/>
             </w:rPr>
           </w:pPr>
-          <w:hyperlink w:anchor="_Toc195308098" w:history="1">
+          <w:hyperlink w:anchor="_Toc200006471" w:history="1">
             <w:r>
               <w:rPr>
                 <w:rStyle w:val="afd"/>
@@ -2765,7 +2821,7 @@
                 <w:noProof/>
                 <w:webHidden/>
               </w:rPr>
-              <w:instrText xml:space="preserve"> PAGEREF _Toc195308098 \h </w:instrText>
+              <w:instrText xml:space="preserve"> PAGEREF _Toc200006471 \h </w:instrText>
             </w:r>
             <w:r>
               <w:rPr>
@@ -2803,11 +2859,13 @@
               <w:rFonts w:asciiTheme="minorHAnsi" w:eastAsiaTheme="minorEastAsia" w:hAnsiTheme="minorHAnsi" w:cstheme="minorBidi"/>
               <w:bCs w:val="0"/>
               <w:noProof/>
-              <w:sz w:val="22"/>
-              <w:szCs w:val="22"/>
+              <w:kern w:val="2"/>
+              <w:sz w:val="24"/>
+              <w:szCs w:val="24"/>
+              <w14:ligatures w14:val="standardContextual"/>
             </w:rPr>
           </w:pPr>
-          <w:hyperlink w:anchor="_Toc195308099" w:history="1">
+          <w:hyperlink w:anchor="_Toc200006472" w:history="1">
             <w:r>
               <w:rPr>
                 <w:rStyle w:val="afd"/>
@@ -2834,7 +2892,7 @@
                 <w:noProof/>
                 <w:webHidden/>
               </w:rPr>
-              <w:instrText xml:space="preserve"> PAGEREF _Toc195308099 \h </w:instrText>
+              <w:instrText xml:space="preserve"> PAGEREF _Toc200006472 \h </w:instrText>
             </w:r>
             <w:r>
               <w:rPr>
@@ -2872,11 +2930,13 @@
               <w:rFonts w:asciiTheme="minorHAnsi" w:eastAsiaTheme="minorEastAsia" w:hAnsiTheme="minorHAnsi" w:cstheme="minorBidi"/>
               <w:bCs w:val="0"/>
               <w:noProof/>
-              <w:sz w:val="22"/>
-              <w:szCs w:val="22"/>
+              <w:kern w:val="2"/>
+              <w:sz w:val="24"/>
+              <w:szCs w:val="24"/>
+              <w14:ligatures w14:val="standardContextual"/>
             </w:rPr>
           </w:pPr>
-          <w:hyperlink w:anchor="_Toc195308100" w:history="1">
+          <w:hyperlink w:anchor="_Toc200006473" w:history="1">
             <w:r>
               <w:rPr>
                 <w:rStyle w:val="afd"/>
@@ -2903,7 +2963,7 @@
                 <w:noProof/>
                 <w:webHidden/>
               </w:rPr>
-              <w:instrText xml:space="preserve"> PAGEREF _Toc195308100 \h </w:instrText>
+              <w:instrText xml:space="preserve"> PAGEREF _Toc200006473 \h </w:instrText>
             </w:r>
             <w:r>
               <w:rPr>
@@ -2941,11 +3001,13 @@
               <w:rFonts w:asciiTheme="minorHAnsi" w:eastAsiaTheme="minorEastAsia" w:hAnsiTheme="minorHAnsi" w:cstheme="minorBidi"/>
               <w:bCs w:val="0"/>
               <w:noProof/>
-              <w:sz w:val="22"/>
-              <w:szCs w:val="22"/>
+              <w:kern w:val="2"/>
+              <w:sz w:val="24"/>
+              <w:szCs w:val="24"/>
+              <w14:ligatures w14:val="standardContextual"/>
             </w:rPr>
           </w:pPr>
-          <w:hyperlink w:anchor="_Toc195308101" w:history="1">
+          <w:hyperlink w:anchor="_Toc200006474" w:history="1">
             <w:r>
               <w:rPr>
                 <w:rStyle w:val="afd"/>
@@ -2972,7 +3034,7 @@
                 <w:noProof/>
                 <w:webHidden/>
               </w:rPr>
-              <w:instrText xml:space="preserve"> PAGEREF _Toc195308101 \h </w:instrText>
+              <w:instrText xml:space="preserve"> PAGEREF _Toc200006474 \h </w:instrText>
             </w:r>
             <w:r>
               <w:rPr>
@@ -3010,11 +3072,13 @@
               <w:rFonts w:asciiTheme="minorHAnsi" w:eastAsiaTheme="minorEastAsia" w:hAnsiTheme="minorHAnsi" w:cstheme="minorBidi"/>
               <w:bCs w:val="0"/>
               <w:noProof/>
-              <w:sz w:val="22"/>
-              <w:szCs w:val="22"/>
+              <w:kern w:val="2"/>
+              <w:sz w:val="24"/>
+              <w:szCs w:val="24"/>
+              <w14:ligatures w14:val="standardContextual"/>
             </w:rPr>
           </w:pPr>
-          <w:hyperlink w:anchor="_Toc195308102" w:history="1">
+          <w:hyperlink w:anchor="_Toc200006475" w:history="1">
             <w:r>
               <w:rPr>
                 <w:rStyle w:val="afd"/>
@@ -3042,7 +3106,7 @@
                 <w:noProof/>
                 <w:webHidden/>
               </w:rPr>
-              <w:instrText xml:space="preserve"> PAGEREF _Toc195308102 \h </w:instrText>
+              <w:instrText xml:space="preserve"> PAGEREF _Toc200006475 \h </w:instrText>
             </w:r>
             <w:r>
               <w:rPr>
@@ -3080,11 +3144,13 @@
               <w:rFonts w:asciiTheme="minorHAnsi" w:eastAsiaTheme="minorEastAsia" w:hAnsiTheme="minorHAnsi" w:cstheme="minorBidi"/>
               <w:bCs w:val="0"/>
               <w:noProof/>
-              <w:sz w:val="22"/>
-              <w:szCs w:val="22"/>
+              <w:kern w:val="2"/>
+              <w:sz w:val="24"/>
+              <w:szCs w:val="24"/>
+              <w14:ligatures w14:val="standardContextual"/>
             </w:rPr>
           </w:pPr>
-          <w:hyperlink w:anchor="_Toc195308103" w:history="1">
+          <w:hyperlink w:anchor="_Toc200006476" w:history="1">
             <w:r>
               <w:rPr>
                 <w:rStyle w:val="afd"/>
@@ -3111,7 +3177,7 @@
                 <w:noProof/>
                 <w:webHidden/>
               </w:rPr>
-              <w:instrText xml:space="preserve"> PAGEREF _Toc195308103 \h </w:instrText>
+              <w:instrText xml:space="preserve"> PAGEREF _Toc200006476 \h </w:instrText>
             </w:r>
             <w:r>
               <w:rPr>
@@ -3149,11 +3215,13 @@
               <w:rFonts w:asciiTheme="minorHAnsi" w:eastAsiaTheme="minorEastAsia" w:hAnsiTheme="minorHAnsi" w:cstheme="minorBidi"/>
               <w:bCs w:val="0"/>
               <w:noProof/>
-              <w:sz w:val="22"/>
-              <w:szCs w:val="22"/>
+              <w:kern w:val="2"/>
+              <w:sz w:val="24"/>
+              <w:szCs w:val="24"/>
+              <w14:ligatures w14:val="standardContextual"/>
             </w:rPr>
           </w:pPr>
-          <w:hyperlink w:anchor="_Toc195308104" w:history="1">
+          <w:hyperlink w:anchor="_Toc200006477" w:history="1">
             <w:r>
               <w:rPr>
                 <w:rStyle w:val="afd"/>
@@ -3180,7 +3248,7 @@
                 <w:noProof/>
                 <w:webHidden/>
               </w:rPr>
-              <w:instrText xml:space="preserve"> PAGEREF _Toc195308104 \h </w:instrText>
+              <w:instrText xml:space="preserve"> PAGEREF _Toc200006477 \h </w:instrText>
             </w:r>
             <w:r>
               <w:rPr>
@@ -3218,11 +3286,13 @@
               <w:rFonts w:asciiTheme="minorHAnsi" w:eastAsiaTheme="minorEastAsia" w:hAnsiTheme="minorHAnsi" w:cstheme="minorBidi"/>
               <w:bCs w:val="0"/>
               <w:noProof/>
-              <w:sz w:val="22"/>
-              <w:szCs w:val="22"/>
+              <w:kern w:val="2"/>
+              <w:sz w:val="24"/>
+              <w:szCs w:val="24"/>
+              <w14:ligatures w14:val="standardContextual"/>
             </w:rPr>
           </w:pPr>
-          <w:hyperlink w:anchor="_Toc195308105" w:history="1">
+          <w:hyperlink w:anchor="_Toc200006478" w:history="1">
             <w:r>
               <w:rPr>
                 <w:rStyle w:val="afd"/>
@@ -3249,7 +3319,7 @@
                 <w:noProof/>
                 <w:webHidden/>
               </w:rPr>
-              <w:instrText xml:space="preserve"> PAGEREF _Toc195308105 \h </w:instrText>
+              <w:instrText xml:space="preserve"> PAGEREF _Toc200006478 \h </w:instrText>
             </w:r>
             <w:r>
               <w:rPr>
@@ -3287,11 +3357,13 @@
               <w:rFonts w:asciiTheme="minorHAnsi" w:eastAsiaTheme="minorEastAsia" w:hAnsiTheme="minorHAnsi" w:cstheme="minorBidi"/>
               <w:bCs w:val="0"/>
               <w:noProof/>
-              <w:sz w:val="22"/>
-              <w:szCs w:val="22"/>
+              <w:kern w:val="2"/>
+              <w:sz w:val="24"/>
+              <w:szCs w:val="24"/>
+              <w14:ligatures w14:val="standardContextual"/>
             </w:rPr>
           </w:pPr>
-          <w:hyperlink w:anchor="_Toc195308106" w:history="1">
+          <w:hyperlink w:anchor="_Toc200006479" w:history="1">
             <w:r>
               <w:rPr>
                 <w:rStyle w:val="afd"/>
@@ -3318,7 +3390,7 @@
                 <w:noProof/>
                 <w:webHidden/>
               </w:rPr>
-              <w:instrText xml:space="preserve"> PAGEREF _Toc195308106 \h </w:instrText>
+              <w:instrText xml:space="preserve"> PAGEREF _Toc200006479 \h </w:instrText>
             </w:r>
             <w:r>
               <w:rPr>
@@ -3356,11 +3428,13 @@
               <w:rFonts w:asciiTheme="minorHAnsi" w:eastAsiaTheme="minorEastAsia" w:hAnsiTheme="minorHAnsi" w:cstheme="minorBidi"/>
               <w:bCs w:val="0"/>
               <w:noProof/>
-              <w:sz w:val="22"/>
-              <w:szCs w:val="22"/>
+              <w:kern w:val="2"/>
+              <w:sz w:val="24"/>
+              <w:szCs w:val="24"/>
+              <w14:ligatures w14:val="standardContextual"/>
             </w:rPr>
           </w:pPr>
-          <w:hyperlink w:anchor="_Toc195308107" w:history="1">
+          <w:hyperlink w:anchor="_Toc200006480" w:history="1">
             <w:r>
               <w:rPr>
                 <w:rStyle w:val="afd"/>
@@ -3387,7 +3461,7 @@
                 <w:noProof/>
                 <w:webHidden/>
               </w:rPr>
-              <w:instrText xml:space="preserve"> PAGEREF _Toc195308107 \h </w:instrText>
+              <w:instrText xml:space="preserve"> PAGEREF _Toc200006480 \h </w:instrText>
             </w:r>
             <w:r>
               <w:rPr>
@@ -3425,11 +3499,13 @@
               <w:rFonts w:asciiTheme="minorHAnsi" w:eastAsiaTheme="minorEastAsia" w:hAnsiTheme="minorHAnsi" w:cstheme="minorBidi"/>
               <w:bCs w:val="0"/>
               <w:noProof/>
-              <w:sz w:val="22"/>
-              <w:szCs w:val="22"/>
+              <w:kern w:val="2"/>
+              <w:sz w:val="24"/>
+              <w:szCs w:val="24"/>
+              <w14:ligatures w14:val="standardContextual"/>
             </w:rPr>
           </w:pPr>
-          <w:hyperlink w:anchor="_Toc195308108" w:history="1">
+          <w:hyperlink w:anchor="_Toc200006481" w:history="1">
             <w:r>
               <w:rPr>
                 <w:rStyle w:val="afd"/>
@@ -3456,7 +3532,7 @@
                 <w:noProof/>
                 <w:webHidden/>
               </w:rPr>
-              <w:instrText xml:space="preserve"> PAGEREF _Toc195308108 \h </w:instrText>
+              <w:instrText xml:space="preserve"> PAGEREF _Toc200006481 \h </w:instrText>
             </w:r>
             <w:r>
               <w:rPr>
@@ -3494,11 +3570,13 @@
               <w:rFonts w:asciiTheme="minorHAnsi" w:eastAsiaTheme="minorEastAsia" w:hAnsiTheme="minorHAnsi" w:cstheme="minorBidi"/>
               <w:bCs w:val="0"/>
               <w:noProof/>
-              <w:sz w:val="22"/>
-              <w:szCs w:val="22"/>
+              <w:kern w:val="2"/>
+              <w:sz w:val="24"/>
+              <w:szCs w:val="24"/>
+              <w14:ligatures w14:val="standardContextual"/>
             </w:rPr>
           </w:pPr>
-          <w:hyperlink w:anchor="_Toc195308109" w:history="1">
+          <w:hyperlink w:anchor="_Toc200006482" w:history="1">
             <w:r>
               <w:rPr>
                 <w:rStyle w:val="afd"/>
@@ -3525,7 +3603,7 @@
                 <w:noProof/>
                 <w:webHidden/>
               </w:rPr>
-              <w:instrText xml:space="preserve"> PAGEREF _Toc195308109 \h </w:instrText>
+              <w:instrText xml:space="preserve"> PAGEREF _Toc200006482 \h </w:instrText>
             </w:r>
             <w:r>
               <w:rPr>
@@ -3563,11 +3641,13 @@
               <w:rFonts w:asciiTheme="minorHAnsi" w:eastAsiaTheme="minorEastAsia" w:hAnsiTheme="minorHAnsi" w:cstheme="minorBidi"/>
               <w:bCs w:val="0"/>
               <w:noProof/>
-              <w:sz w:val="22"/>
-              <w:szCs w:val="22"/>
+              <w:kern w:val="2"/>
+              <w:sz w:val="24"/>
+              <w:szCs w:val="24"/>
+              <w14:ligatures w14:val="standardContextual"/>
             </w:rPr>
           </w:pPr>
-          <w:hyperlink w:anchor="_Toc195308110" w:history="1">
+          <w:hyperlink w:anchor="_Toc200006483" w:history="1">
             <w:r>
               <w:rPr>
                 <w:rStyle w:val="afd"/>
@@ -3594,7 +3674,7 @@
                 <w:noProof/>
                 <w:webHidden/>
               </w:rPr>
-              <w:instrText xml:space="preserve"> PAGEREF _Toc195308110 \h </w:instrText>
+              <w:instrText xml:space="preserve"> PAGEREF _Toc200006483 \h </w:instrText>
             </w:r>
             <w:r>
               <w:rPr>
@@ -3632,11 +3712,13 @@
               <w:rFonts w:asciiTheme="minorHAnsi" w:eastAsiaTheme="minorEastAsia" w:hAnsiTheme="minorHAnsi" w:cstheme="minorBidi"/>
               <w:bCs w:val="0"/>
               <w:noProof/>
-              <w:sz w:val="22"/>
-              <w:szCs w:val="22"/>
+              <w:kern w:val="2"/>
+              <w:sz w:val="24"/>
+              <w:szCs w:val="24"/>
+              <w14:ligatures w14:val="standardContextual"/>
             </w:rPr>
           </w:pPr>
-          <w:hyperlink w:anchor="_Toc195308111" w:history="1">
+          <w:hyperlink w:anchor="_Toc200006484" w:history="1">
             <w:r>
               <w:rPr>
                 <w:rStyle w:val="afd"/>
@@ -3663,7 +3745,7 @@
                 <w:noProof/>
                 <w:webHidden/>
               </w:rPr>
-              <w:instrText xml:space="preserve"> PAGEREF _Toc195308111 \h </w:instrText>
+              <w:instrText xml:space="preserve"> PAGEREF _Toc200006484 \h </w:instrText>
             </w:r>
             <w:r>
               <w:rPr>
@@ -3701,11 +3783,13 @@
               <w:rFonts w:asciiTheme="minorHAnsi" w:eastAsiaTheme="minorEastAsia" w:hAnsiTheme="minorHAnsi" w:cstheme="minorBidi"/>
               <w:bCs w:val="0"/>
               <w:noProof/>
-              <w:sz w:val="22"/>
-              <w:szCs w:val="22"/>
+              <w:kern w:val="2"/>
+              <w:sz w:val="24"/>
+              <w:szCs w:val="24"/>
+              <w14:ligatures w14:val="standardContextual"/>
             </w:rPr>
           </w:pPr>
-          <w:hyperlink w:anchor="_Toc195308112" w:history="1">
+          <w:hyperlink w:anchor="_Toc200006485" w:history="1">
             <w:r>
               <w:rPr>
                 <w:rStyle w:val="afd"/>
@@ -3732,7 +3816,7 @@
                 <w:noProof/>
                 <w:webHidden/>
               </w:rPr>
-              <w:instrText xml:space="preserve"> PAGEREF _Toc195308112 \h </w:instrText>
+              <w:instrText xml:space="preserve"> PAGEREF _Toc200006485 \h </w:instrText>
             </w:r>
             <w:r>
               <w:rPr>
@@ -3770,11 +3854,13 @@
               <w:rFonts w:asciiTheme="minorHAnsi" w:eastAsiaTheme="minorEastAsia" w:hAnsiTheme="minorHAnsi" w:cstheme="minorBidi"/>
               <w:bCs w:val="0"/>
               <w:noProof/>
-              <w:sz w:val="22"/>
-              <w:szCs w:val="22"/>
+              <w:kern w:val="2"/>
+              <w:sz w:val="24"/>
+              <w:szCs w:val="24"/>
+              <w14:ligatures w14:val="standardContextual"/>
             </w:rPr>
           </w:pPr>
-          <w:hyperlink w:anchor="_Toc195308113" w:history="1">
+          <w:hyperlink w:anchor="_Toc200006486" w:history="1">
             <w:r>
               <w:rPr>
                 <w:rStyle w:val="afd"/>
@@ -3801,7 +3887,7 @@
                 <w:noProof/>
                 <w:webHidden/>
               </w:rPr>
-              <w:instrText xml:space="preserve"> PAGEREF _Toc195308113 \h </w:instrText>
+              <w:instrText xml:space="preserve"> PAGEREF _Toc200006486 \h </w:instrText>
             </w:r>
             <w:r>
               <w:rPr>
@@ -3839,11 +3925,13 @@
               <w:rFonts w:asciiTheme="minorHAnsi" w:eastAsiaTheme="minorEastAsia" w:hAnsiTheme="minorHAnsi" w:cstheme="minorBidi"/>
               <w:bCs w:val="0"/>
               <w:noProof/>
-              <w:sz w:val="22"/>
-              <w:szCs w:val="22"/>
+              <w:kern w:val="2"/>
+              <w:sz w:val="24"/>
+              <w:szCs w:val="24"/>
+              <w14:ligatures w14:val="standardContextual"/>
             </w:rPr>
           </w:pPr>
-          <w:hyperlink w:anchor="_Toc195308114" w:history="1">
+          <w:hyperlink w:anchor="_Toc200006487" w:history="1">
             <w:r>
               <w:rPr>
                 <w:rStyle w:val="afd"/>
@@ -3870,7 +3958,7 @@
                 <w:noProof/>
                 <w:webHidden/>
               </w:rPr>
-              <w:instrText xml:space="preserve"> PAGEREF _Toc195308114 \h </w:instrText>
+              <w:instrText xml:space="preserve"> PAGEREF _Toc200006487 \h </w:instrText>
             </w:r>
             <w:r>
               <w:rPr>
@@ -3908,11 +3996,13 @@
               <w:rFonts w:asciiTheme="minorHAnsi" w:eastAsiaTheme="minorEastAsia" w:hAnsiTheme="minorHAnsi" w:cstheme="minorBidi"/>
               <w:bCs w:val="0"/>
               <w:noProof/>
-              <w:sz w:val="22"/>
-              <w:szCs w:val="22"/>
+              <w:kern w:val="2"/>
+              <w:sz w:val="24"/>
+              <w:szCs w:val="24"/>
+              <w14:ligatures w14:val="standardContextual"/>
             </w:rPr>
           </w:pPr>
-          <w:hyperlink w:anchor="_Toc195308115" w:history="1">
+          <w:hyperlink w:anchor="_Toc200006488" w:history="1">
             <w:r>
               <w:rPr>
                 <w:rStyle w:val="afd"/>
@@ -3939,7 +4029,7 @@
                 <w:noProof/>
                 <w:webHidden/>
               </w:rPr>
-              <w:instrText xml:space="preserve"> PAGEREF _Toc195308115 \h </w:instrText>
+              <w:instrText xml:space="preserve"> PAGEREF _Toc200006488 \h </w:instrText>
             </w:r>
             <w:r>
               <w:rPr>
@@ -3977,16 +4067,89 @@
               <w:rFonts w:asciiTheme="minorHAnsi" w:eastAsiaTheme="minorEastAsia" w:hAnsiTheme="minorHAnsi" w:cstheme="minorBidi"/>
               <w:bCs w:val="0"/>
               <w:noProof/>
-              <w:sz w:val="22"/>
-              <w:szCs w:val="22"/>
+              <w:kern w:val="2"/>
+              <w:sz w:val="24"/>
+              <w:szCs w:val="24"/>
+              <w14:ligatures w14:val="standardContextual"/>
             </w:rPr>
           </w:pPr>
-          <w:hyperlink w:anchor="_Toc195308116" w:history="1">
+          <w:hyperlink w:anchor="_Toc200006489" w:history="1">
             <w:r>
               <w:rPr>
                 <w:rStyle w:val="afd"/>
                 <w:noProof/>
               </w:rPr>
+              <w:t>Список использованных источников</w:t>
+            </w:r>
+            <w:r>
+              <w:rPr>
+                <w:noProof/>
+                <w:webHidden/>
+              </w:rPr>
+              <w:tab/>
+            </w:r>
+            <w:r>
+              <w:rPr>
+                <w:noProof/>
+                <w:webHidden/>
+              </w:rPr>
+              <w:fldChar w:fldCharType="begin"/>
+            </w:r>
+            <w:r>
+              <w:rPr>
+                <w:noProof/>
+                <w:webHidden/>
+              </w:rPr>
+              <w:instrText xml:space="preserve"> PAGEREF _Toc200006489 \h </w:instrText>
+            </w:r>
+            <w:r>
+              <w:rPr>
+                <w:noProof/>
+                <w:webHidden/>
+              </w:rPr>
+            </w:r>
+            <w:r>
+              <w:rPr>
+                <w:noProof/>
+                <w:webHidden/>
+              </w:rPr>
+              <w:fldChar w:fldCharType="separate"/>
+            </w:r>
+            <w:r>
+              <w:rPr>
+                <w:noProof/>
+                <w:webHidden/>
+              </w:rPr>
+              <w:t>34</w:t>
+            </w:r>
+            <w:r>
+              <w:rPr>
+                <w:noProof/>
+                <w:webHidden/>
+              </w:rPr>
+              <w:fldChar w:fldCharType="end"/>
+            </w:r>
+          </w:hyperlink>
+        </w:p>
+        <w:p>
+          <w:pPr>
+            <w:pStyle w:val="11"/>
+            <w:rPr>
+              <w:rFonts w:asciiTheme="minorHAnsi" w:eastAsiaTheme="minorEastAsia" w:hAnsiTheme="minorHAnsi" w:cstheme="minorBidi"/>
+              <w:bCs w:val="0"/>
+              <w:noProof/>
+              <w:kern w:val="2"/>
+              <w:sz w:val="24"/>
+              <w:szCs w:val="24"/>
+              <w14:ligatures w14:val="standardContextual"/>
+            </w:rPr>
+          </w:pPr>
+          <w:hyperlink w:anchor="_Toc200006490" w:history="1">
+            <w:r>
+              <w:rPr>
+                <w:rStyle w:val="afd"/>
+                <w:noProof/>
+              </w:rPr>
               <w:t>ПРИЛОЖЕНИЕ А</w:t>
             </w:r>
             <w:r>
@@ -4008,7 +4171,7 @@
                 <w:noProof/>
                 <w:webHidden/>
               </w:rPr>
-              <w:instrText xml:space="preserve"> PAGEREF _Toc195308116 \h </w:instrText>
+              <w:instrText xml:space="preserve"> PAGEREF _Toc200006490 \h </w:instrText>
             </w:r>
             <w:r>
               <w:rPr>
@@ -4028,7 +4191,7 @@
                 <w:noProof/>
                 <w:webHidden/>
               </w:rPr>
-              <w:t>34</w:t>
+              <w:t>35</w:t>
             </w:r>
             <w:r>
               <w:rPr>
@@ -4085,7 +4248,7 @@
         <w:ind w:firstLine="708"/>
         <w:outlineLvl w:val="0"/>
       </w:pPr>
-      <w:bookmarkStart w:id="1" w:name="_Toc195308071"/>
+      <w:bookmarkStart w:id="1" w:name="_Toc200006444"/>
       <w:r>
         <w:lastRenderedPageBreak/>
         <w:t>Термины, используемые в техническом задании</w:t>
@@ -5173,7 +5336,7 @@
         <w:pStyle w:val="a4"/>
       </w:pPr>
       <w:bookmarkStart w:id="2" w:name="_Toc161608576"/>
-      <w:bookmarkStart w:id="3" w:name="_Toc195308072"/>
+      <w:bookmarkStart w:id="3" w:name="_Toc200006445"/>
       <w:r>
         <w:lastRenderedPageBreak/>
         <w:t>Общие сведения</w:t>
@@ -5197,7 +5360,7 @@
         <w:pStyle w:val="a5"/>
       </w:pPr>
       <w:bookmarkStart w:id="4" w:name="_Toc161608577"/>
-      <w:bookmarkStart w:id="5" w:name="_Toc195308073"/>
+      <w:bookmarkStart w:id="5" w:name="_Toc200006446"/>
       <w:r>
         <w:t>Полное наименование системы и название приложения</w:t>
       </w:r>
@@ -5264,7 +5427,7 @@
       <w:pPr>
         <w:pStyle w:val="a5"/>
       </w:pPr>
-      <w:bookmarkStart w:id="6" w:name="_Toc195308074"/>
+      <w:bookmarkStart w:id="6" w:name="_Toc200006447"/>
       <w:r>
         <w:t>Разработчики и заказчик</w:t>
       </w:r>
@@ -5419,7 +5582,7 @@
         <w:pStyle w:val="a5"/>
       </w:pPr>
       <w:bookmarkStart w:id="7" w:name="_Toc161608580"/>
-      <w:bookmarkStart w:id="8" w:name="_Toc195308075"/>
+      <w:bookmarkStart w:id="8" w:name="_Toc200006448"/>
       <w:r>
         <w:t xml:space="preserve">Перечень документов, на основании которых создается </w:t>
       </w:r>
@@ -5477,7 +5640,7 @@
         <w:pStyle w:val="a5"/>
       </w:pPr>
       <w:bookmarkStart w:id="9" w:name="_Toc161608581"/>
-      <w:bookmarkStart w:id="10" w:name="_Toc195308076"/>
+      <w:bookmarkStart w:id="10" w:name="_Toc200006449"/>
       <w:r>
         <w:t>Плановые сроки начала и окончания работы</w:t>
       </w:r>
@@ -5546,7 +5709,7 @@
       <w:pPr>
         <w:pStyle w:val="a4"/>
       </w:pPr>
-      <w:bookmarkStart w:id="12" w:name="_Toc195308077"/>
+      <w:bookmarkStart w:id="12" w:name="_Toc200006450"/>
       <w:r>
         <w:lastRenderedPageBreak/>
         <w:t>Цели и назначение создания</w:t>
@@ -5579,7 +5742,7 @@
       <w:pPr>
         <w:pStyle w:val="a5"/>
       </w:pPr>
-      <w:bookmarkStart w:id="13" w:name="_Toc195308078"/>
+      <w:bookmarkStart w:id="13" w:name="_Toc200006451"/>
       <w:r>
         <w:t>Цели создания АС</w:t>
       </w:r>
@@ -5748,7 +5911,7 @@
       <w:pPr>
         <w:pStyle w:val="a5"/>
       </w:pPr>
-      <w:bookmarkStart w:id="14" w:name="_Toc195308079"/>
+      <w:bookmarkStart w:id="14" w:name="_Toc200006452"/>
       <w:r>
         <w:t>Назначение создания АС</w:t>
       </w:r>
@@ -5841,7 +6004,7 @@
       <w:pPr>
         <w:pStyle w:val="a4"/>
       </w:pPr>
-      <w:bookmarkStart w:id="15" w:name="_Toc195308080"/>
+      <w:bookmarkStart w:id="15" w:name="_Toc200006453"/>
       <w:r>
         <w:lastRenderedPageBreak/>
         <w:t>Характеристика объектов автоматизации</w:t>
@@ -5869,7 +6032,7 @@
       <w:pPr>
         <w:pStyle w:val="a5"/>
       </w:pPr>
-      <w:bookmarkStart w:id="16" w:name="_Toc195308081"/>
+      <w:bookmarkStart w:id="16" w:name="_Toc200006454"/>
       <w:r>
         <w:t>Краткие сведения об объекте автоматизации</w:t>
       </w:r>
@@ -5895,7 +6058,7 @@
       <w:pPr>
         <w:pStyle w:val="a5"/>
       </w:pPr>
-      <w:bookmarkStart w:id="17" w:name="_Toc195308082"/>
+      <w:bookmarkStart w:id="17" w:name="_Toc200006455"/>
       <w:r>
         <w:t>Сведения об условиях эксплуатации объекта автоматизации и характеристиках окружающей среды</w:t>
       </w:r>
@@ -5941,7 +6104,7 @@
       <w:pPr>
         <w:pStyle w:val="a4"/>
       </w:pPr>
-      <w:bookmarkStart w:id="18" w:name="_Toc195308083"/>
+      <w:bookmarkStart w:id="18" w:name="_Toc200006456"/>
       <w:r>
         <w:lastRenderedPageBreak/>
         <w:t>Требования к автоматизированной системе</w:t>
@@ -6047,7 +6210,7 @@
       <w:pPr>
         <w:pStyle w:val="a5"/>
       </w:pPr>
-      <w:bookmarkStart w:id="19" w:name="_Toc195308084"/>
+      <w:bookmarkStart w:id="19" w:name="_Toc200006457"/>
       <w:r>
         <w:t>Требования к структуре АС в целом</w:t>
       </w:r>
@@ -6339,7 +6502,7 @@
       <w:pPr>
         <w:pStyle w:val="a6"/>
       </w:pPr>
-      <w:bookmarkStart w:id="20" w:name="_Toc195308085"/>
+      <w:bookmarkStart w:id="20" w:name="_Toc200006458"/>
       <w:r>
         <w:lastRenderedPageBreak/>
         <w:t>Перечень подсистем, их назначение и основные характеристики</w:t>
@@ -6742,7 +6905,7 @@
       <w:pPr>
         <w:pStyle w:val="a6"/>
       </w:pPr>
-      <w:bookmarkStart w:id="21" w:name="_Toc195308086"/>
+      <w:bookmarkStart w:id="21" w:name="_Toc200006459"/>
       <w:r>
         <w:t>Требования к способам и средствам связи для информационного обмена между компонентами системы</w:t>
       </w:r>
@@ -6823,7 +6986,7 @@
       <w:pPr>
         <w:pStyle w:val="a6"/>
       </w:pPr>
-      <w:bookmarkStart w:id="22" w:name="_Toc195308087"/>
+      <w:bookmarkStart w:id="22" w:name="_Toc200006460"/>
       <w:r>
         <w:t>Требования к режимам функционирования АС</w:t>
       </w:r>
@@ -6888,7 +7051,7 @@
       <w:pPr>
         <w:pStyle w:val="a6"/>
       </w:pPr>
-      <w:bookmarkStart w:id="23" w:name="_Toc195308088"/>
+      <w:bookmarkStart w:id="23" w:name="_Toc200006461"/>
       <w:r>
         <w:t>Т</w:t>
       </w:r>
@@ -6909,7 +7072,7 @@
       <w:pPr>
         <w:pStyle w:val="a6"/>
       </w:pPr>
-      <w:bookmarkStart w:id="24" w:name="_Toc195308089"/>
+      <w:bookmarkStart w:id="24" w:name="_Toc200006462"/>
       <w:r>
         <w:t>П</w:t>
       </w:r>
@@ -7009,7 +7172,7 @@
       <w:pPr>
         <w:pStyle w:val="a5"/>
       </w:pPr>
-      <w:bookmarkStart w:id="25" w:name="_Toc195308090"/>
+      <w:bookmarkStart w:id="25" w:name="_Toc200006463"/>
       <w:r>
         <w:t>Требования к функциям (задачам), выполняемыми приложением</w:t>
       </w:r>
@@ -7059,7 +7222,7 @@
           <w:numId w:val="23"/>
         </w:numPr>
       </w:pPr>
-      <w:bookmarkStart w:id="26" w:name="_Toc195308091"/>
+      <w:bookmarkStart w:id="26" w:name="_Toc200006464"/>
       <w:r>
         <w:t>Аутентификация и регистрация пользователей в приложении</w:t>
       </w:r>
@@ -7135,7 +7298,7 @@
       <w:pPr>
         <w:pStyle w:val="a6"/>
       </w:pPr>
-      <w:bookmarkStart w:id="27" w:name="_Toc195308092"/>
+      <w:bookmarkStart w:id="27" w:name="_Toc200006465"/>
       <w:r>
         <w:t>Управление профилем пользователя</w:t>
       </w:r>
@@ -7162,7 +7325,7 @@
       <w:pPr>
         <w:pStyle w:val="a6"/>
       </w:pPr>
-      <w:bookmarkStart w:id="28" w:name="_Toc195308093"/>
+      <w:bookmarkStart w:id="28" w:name="_Toc200006466"/>
       <w:r>
         <w:t>Создание и управление поездками</w:t>
       </w:r>
@@ -7295,7 +7458,7 @@
       <w:pPr>
         <w:pStyle w:val="a6"/>
       </w:pPr>
-      <w:bookmarkStart w:id="29" w:name="_Toc195308094"/>
+      <w:bookmarkStart w:id="29" w:name="_Toc200006467"/>
       <w:r>
         <w:t>TODO-списки</w:t>
       </w:r>
@@ -7333,7 +7496,7 @@
       <w:pPr>
         <w:pStyle w:val="a6"/>
       </w:pPr>
-      <w:bookmarkStart w:id="30" w:name="_Toc195308095"/>
+      <w:bookmarkStart w:id="30" w:name="_Toc200006468"/>
       <w:r>
         <w:t>Библиотека поездок</w:t>
       </w:r>
@@ -7402,7 +7565,7 @@
       <w:pPr>
         <w:pStyle w:val="a6"/>
       </w:pPr>
-      <w:bookmarkStart w:id="31" w:name="_Toc195308096"/>
+      <w:bookmarkStart w:id="31" w:name="_Toc200006469"/>
       <w:r>
         <w:t>Уведомления</w:t>
       </w:r>
@@ -7442,7 +7605,7 @@
       <w:pPr>
         <w:pStyle w:val="a6"/>
       </w:pPr>
-      <w:bookmarkStart w:id="32" w:name="_Toc195308097"/>
+      <w:bookmarkStart w:id="32" w:name="_Toc200006470"/>
       <w:r>
         <w:lastRenderedPageBreak/>
         <w:t>Административные функции</w:t>
@@ -7467,7 +7630,7 @@
       <w:pPr>
         <w:pStyle w:val="a5"/>
       </w:pPr>
-      <w:bookmarkStart w:id="33" w:name="_Toc195308098"/>
+      <w:bookmarkStart w:id="33" w:name="_Toc200006471"/>
       <w:r>
         <w:t>Требования к видам обеспечения АС</w:t>
       </w:r>
@@ -7498,7 +7661,7 @@
           <w:numId w:val="46"/>
         </w:numPr>
       </w:pPr>
-      <w:bookmarkStart w:id="34" w:name="_Toc195308099"/>
+      <w:bookmarkStart w:id="34" w:name="_Toc200006472"/>
       <w:r>
         <w:t>Информационное обеспечение</w:t>
       </w:r>
@@ -7557,7 +7720,7 @@
       <w:pPr>
         <w:pStyle w:val="a6"/>
       </w:pPr>
-      <w:bookmarkStart w:id="35" w:name="_Toc195308100"/>
+      <w:bookmarkStart w:id="35" w:name="_Toc200006473"/>
       <w:r>
         <w:t>Лингвистическое обеспечение</w:t>
       </w:r>
@@ -7590,7 +7753,7 @@
       <w:pPr>
         <w:pStyle w:val="a6"/>
       </w:pPr>
-      <w:bookmarkStart w:id="36" w:name="_Toc195308101"/>
+      <w:bookmarkStart w:id="36" w:name="_Toc200006474"/>
       <w:r>
         <w:t>Программное обеспечение</w:t>
       </w:r>
@@ -7897,7 +8060,7 @@
           <w:rFonts w:eastAsiaTheme="minorHAnsi"/>
         </w:rPr>
       </w:pPr>
-      <w:bookmarkStart w:id="37" w:name="_Toc195308102"/>
+      <w:bookmarkStart w:id="37" w:name="_Toc200006475"/>
       <w:r>
         <w:rPr>
           <w:rFonts w:eastAsiaTheme="minorHAnsi"/>
@@ -7918,7 +8081,7 @@
       <w:pPr>
         <w:pStyle w:val="a6"/>
       </w:pPr>
-      <w:bookmarkStart w:id="38" w:name="_Toc195308103"/>
+      <w:bookmarkStart w:id="38" w:name="_Toc200006476"/>
       <w:r>
         <w:t>Техническое обеспечение</w:t>
       </w:r>
@@ -7964,7 +8127,7 @@
       <w:pPr>
         <w:pStyle w:val="a5"/>
       </w:pPr>
-      <w:bookmarkStart w:id="39" w:name="_Toc195308104"/>
+      <w:bookmarkStart w:id="39" w:name="_Toc200006477"/>
       <w:r>
         <w:t>Общие технические требования к АС</w:t>
       </w:r>
@@ -7978,7 +8141,7 @@
           <w:numId w:val="37"/>
         </w:numPr>
       </w:pPr>
-      <w:bookmarkStart w:id="40" w:name="_Toc195308105"/>
+      <w:bookmarkStart w:id="40" w:name="_Toc200006478"/>
       <w:r>
         <w:t>Требования по безопасности</w:t>
       </w:r>
@@ -8046,7 +8209,7 @@
       <w:pPr>
         <w:pStyle w:val="a6"/>
       </w:pPr>
-      <w:bookmarkStart w:id="41" w:name="_Toc195308106"/>
+      <w:bookmarkStart w:id="41" w:name="_Toc200006479"/>
       <w:r>
         <w:t>Требования к эргономике и технической эстетике</w:t>
       </w:r>
@@ -8134,7 +8297,7 @@
       <w:pPr>
         <w:pStyle w:val="a6"/>
       </w:pPr>
-      <w:bookmarkStart w:id="42" w:name="_Toc195308107"/>
+      <w:bookmarkStart w:id="42" w:name="_Toc200006480"/>
       <w:r>
         <w:t>Требования по стандартизации и унификации</w:t>
       </w:r>
@@ -8178,7 +8341,7 @@
       <w:pPr>
         <w:pStyle w:val="a4"/>
       </w:pPr>
-      <w:bookmarkStart w:id="43" w:name="_Toc195308108"/>
+      <w:bookmarkStart w:id="43" w:name="_Toc200006481"/>
       <w:r>
         <w:lastRenderedPageBreak/>
         <w:t>Состав и содержание работ по созданию</w:t>
@@ -9035,7 +9198,7 @@
       <w:pPr>
         <w:pStyle w:val="a4"/>
       </w:pPr>
-      <w:bookmarkStart w:id="44" w:name="_Toc195308109"/>
+      <w:bookmarkStart w:id="44" w:name="_Toc200006482"/>
       <w:r>
         <w:lastRenderedPageBreak/>
         <w:t>Порядок разработки автоматизированной системы</w:t>
@@ -9075,7 +9238,7 @@
       <w:pPr>
         <w:pStyle w:val="a4"/>
       </w:pPr>
-      <w:bookmarkStart w:id="45" w:name="_Toc195308110"/>
+      <w:bookmarkStart w:id="45" w:name="_Toc200006483"/>
       <w:r>
         <w:lastRenderedPageBreak/>
         <w:t>Порядок контроля и приемки системы</w:t>
@@ -9518,7 +9681,7 @@
       <w:pPr>
         <w:pStyle w:val="a4"/>
       </w:pPr>
-      <w:bookmarkStart w:id="46" w:name="_Toc195308111"/>
+      <w:bookmarkStart w:id="46" w:name="_Toc200006484"/>
       <w:r>
         <w:lastRenderedPageBreak/>
         <w:t>Требования к составу и содержанию работ по подготовке объекта автоматизации к вводу автоматизированной системы в действие</w:t>
@@ -9537,7 +9700,7 @@
       <w:pPr>
         <w:pStyle w:val="a4"/>
       </w:pPr>
-      <w:bookmarkStart w:id="47" w:name="_Toc195308112"/>
+      <w:bookmarkStart w:id="47" w:name="_Toc200006485"/>
       <w:r>
         <w:lastRenderedPageBreak/>
         <w:t>Требования к документированию</w:t>
@@ -9548,7 +9711,7 @@
       <w:pPr>
         <w:pStyle w:val="a5"/>
       </w:pPr>
-      <w:bookmarkStart w:id="48" w:name="_Toc195308113"/>
+      <w:bookmarkStart w:id="48" w:name="_Toc200006486"/>
       <w:r>
         <w:t>Перечень подлежащих разработке документов</w:t>
       </w:r>
@@ -9585,7 +9748,7 @@
       <w:pPr>
         <w:pStyle w:val="a5"/>
       </w:pPr>
-      <w:bookmarkStart w:id="49" w:name="_Toc195308114"/>
+      <w:bookmarkStart w:id="49" w:name="_Toc200006487"/>
       <w:r>
         <w:t>Вид представления и количество документов</w:t>
       </w:r>
@@ -9644,7 +9807,7 @@
       <w:pPr>
         <w:pStyle w:val="a4"/>
       </w:pPr>
-      <w:bookmarkStart w:id="50" w:name="_Toc195308115"/>
+      <w:bookmarkStart w:id="50" w:name="_Toc200006488"/>
       <w:r>
         <w:lastRenderedPageBreak/>
         <w:t>Источники разработки</w:t>
@@ -9668,11 +9831,14 @@
     <w:p>
       <w:pPr>
         <w:pStyle w:val="aff8"/>
-      </w:pPr>
+        <w:outlineLvl w:val="0"/>
+      </w:pPr>
+      <w:bookmarkStart w:id="51" w:name="_Toc200006489"/>
       <w:r>
         <w:lastRenderedPageBreak/>
         <w:t>Список использованных источников</w:t>
       </w:r>
+      <w:bookmarkEnd w:id="51"/>
     </w:p>
     <w:p>
       <w:pPr>
@@ -9690,13 +9856,7 @@
         <w:pStyle w:val="afe"/>
       </w:pPr>
       <w:r>
-        <w:t>2.</w:t>
-      </w:r>
-      <w:r>
-        <w:t xml:space="preserve"> </w:t>
-      </w:r>
-      <w:r>
-        <w:t>Распоряжение ректора от 09.01.2025 № 1600-62 «О сроках текущей и промежуточных аттестаций». — [Внутренний документ образовательной организации].</w:t>
+        <w:t>2. Распоряжение ректора от 09.01.2025 № 1600-62 «О сроках текущей и промежуточных аттестаций». — [Внутренний документ образовательной организации].</w:t>
       </w:r>
     </w:p>
     <w:p>
@@ -9735,7 +9895,7 @@
         <w:pStyle w:val="afa"/>
         <w:outlineLvl w:val="0"/>
       </w:pPr>
-      <w:bookmarkStart w:id="51" w:name="_Toc195308116"/>
+      <w:bookmarkStart w:id="52" w:name="_Toc200006490"/>
       <w:r>
         <w:lastRenderedPageBreak/>
         <w:t>ПРИЛОЖЕНИЕ</w:t>
@@ -9743,7 +9903,7 @@
       <w:r>
         <w:t xml:space="preserve"> А</w:t>
       </w:r>
-      <w:bookmarkEnd w:id="51"/>
+      <w:bookmarkEnd w:id="52"/>
     </w:p>
     <w:p>
       <w:pPr>
@@ -16205,6 +16365,7 @@
   <w:style w:type="character" w:default="1" w:styleId="ac">
     <w:name w:val="Default Paragraph Font"/>
     <w:uiPriority w:val="1"/>
+    <w:semiHidden/>
     <w:unhideWhenUsed/>
   </w:style>
   <w:style w:type="table" w:default="1" w:styleId="ad">
